--- a/documentation/Iteration_2.docx
+++ b/documentation/Iteration_2.docx
@@ -7592,7 +7592,7 @@
                 <wp:inline distB="114300" distT="114300" distL="114300" distR="114300">
                   <wp:extent cx="3181148" cy="4437063"/>
                   <wp:effectExtent b="0" l="0" r="0" t="0"/>
-                  <wp:docPr id="12" name="image2.jpg"/>
+                  <wp:docPr id="11" name="image2.jpg"/>
                   <a:graphic>
                     <a:graphicData uri="http://schemas.openxmlformats.org/drawingml/2006/picture">
                       <pic:pic>
@@ -7765,12 +7765,12 @@
                 <wp:inline distB="114300" distT="114300" distL="114300" distR="114300">
                   <wp:extent cx="4411929" cy="6237288"/>
                   <wp:effectExtent b="0" l="0" r="0" t="0"/>
-                  <wp:docPr id="16" name="image11.jpg"/>
+                  <wp:docPr id="16" name="image15.jpg"/>
                   <a:graphic>
                     <a:graphicData uri="http://schemas.openxmlformats.org/drawingml/2006/picture">
                       <pic:pic>
                         <pic:nvPicPr>
-                          <pic:cNvPr id="0" name="image11.jpg"/>
+                          <pic:cNvPr id="0" name="image15.jpg"/>
                           <pic:cNvPicPr preferRelativeResize="0"/>
                         </pic:nvPicPr>
                         <pic:blipFill>
@@ -7938,12 +7938,12 @@
                 <wp:inline distB="114300" distT="114300" distL="114300" distR="114300">
                   <wp:extent cx="3999013" cy="5714088"/>
                   <wp:effectExtent b="0" l="0" r="0" t="0"/>
-                  <wp:docPr id="8" name="image15.jpg"/>
+                  <wp:docPr id="7" name="image17.jpg"/>
                   <a:graphic>
                     <a:graphicData uri="http://schemas.openxmlformats.org/drawingml/2006/picture">
                       <pic:pic>
                         <pic:nvPicPr>
-                          <pic:cNvPr id="0" name="image15.jpg"/>
+                          <pic:cNvPr id="0" name="image17.jpg"/>
                           <pic:cNvPicPr preferRelativeResize="0"/>
                         </pic:nvPicPr>
                         <pic:blipFill>
@@ -8111,12 +8111,12 @@
                 <wp:inline distB="114300" distT="114300" distL="114300" distR="114300">
                   <wp:extent cx="4310425" cy="5942013"/>
                   <wp:effectExtent b="0" l="0" r="0" t="0"/>
-                  <wp:docPr id="18" name="image14.jpg"/>
+                  <wp:docPr id="18" name="image9.jpg"/>
                   <a:graphic>
                     <a:graphicData uri="http://schemas.openxmlformats.org/drawingml/2006/picture">
                       <pic:pic>
                         <pic:nvPicPr>
-                          <pic:cNvPr id="0" name="image14.jpg"/>
+                          <pic:cNvPr id="0" name="image9.jpg"/>
                           <pic:cNvPicPr preferRelativeResize="0"/>
                         </pic:nvPicPr>
                         <pic:blipFill>
@@ -8308,12 +8308,12 @@
                 <wp:inline distB="114300" distT="114300" distL="114300" distR="114300">
                   <wp:extent cx="4573146" cy="6513513"/>
                   <wp:effectExtent b="0" l="0" r="0" t="0"/>
-                  <wp:docPr id="13" name="image17.jpg"/>
+                  <wp:docPr id="12" name="image19.jpg"/>
                   <a:graphic>
                     <a:graphicData uri="http://schemas.openxmlformats.org/drawingml/2006/picture">
                       <pic:pic>
                         <pic:nvPicPr>
-                          <pic:cNvPr id="0" name="image17.jpg"/>
+                          <pic:cNvPr id="0" name="image19.jpg"/>
                           <pic:cNvPicPr preferRelativeResize="0"/>
                         </pic:nvPicPr>
                         <pic:blipFill>
@@ -8481,12 +8481,12 @@
                 <wp:inline distB="114300" distT="114300" distL="114300" distR="114300">
                   <wp:extent cx="5410200" cy="7594600"/>
                   <wp:effectExtent b="0" l="0" r="0" t="0"/>
-                  <wp:docPr id="2" name="image18.jpg"/>
+                  <wp:docPr id="2" name="image12.jpg"/>
                   <a:graphic>
                     <a:graphicData uri="http://schemas.openxmlformats.org/drawingml/2006/picture">
                       <pic:pic>
                         <pic:nvPicPr>
-                          <pic:cNvPr id="0" name="image18.jpg"/>
+                          <pic:cNvPr id="0" name="image12.jpg"/>
                           <pic:cNvPicPr preferRelativeResize="0"/>
                         </pic:nvPicPr>
                         <pic:blipFill>
@@ -8825,14 +8825,14 @@
               </w:rPr>
               <w:drawing>
                 <wp:inline distB="114300" distT="114300" distL="114300" distR="114300">
-                  <wp:extent cx="5314541" cy="7494588"/>
+                  <wp:extent cx="5410200" cy="7569200"/>
                   <wp:effectExtent b="0" l="0" r="0" t="0"/>
-                  <wp:docPr id="3" name="image19.jpg"/>
+                  <wp:docPr id="15" name="image1.jpg"/>
                   <a:graphic>
                     <a:graphicData uri="http://schemas.openxmlformats.org/drawingml/2006/picture">
                       <pic:pic>
                         <pic:nvPicPr>
-                          <pic:cNvPr id="0" name="image19.jpg"/>
+                          <pic:cNvPr id="0" name="image1.jpg"/>
                           <pic:cNvPicPr preferRelativeResize="0"/>
                         </pic:nvPicPr>
                         <pic:blipFill>
@@ -8845,7 +8845,7 @@
                         <pic:spPr>
                           <a:xfrm>
                             <a:off x="0" y="0"/>
-                            <a:ext cx="5314541" cy="7494588"/>
+                            <a:ext cx="5410200" cy="7569200"/>
                           </a:xfrm>
                           <a:prstGeom prst="rect"/>
                           <a:ln/>
@@ -14699,12 +14699,12 @@
                 <wp:inline distB="114300" distT="114300" distL="114300" distR="114300">
                   <wp:extent cx="5410200" cy="1892300"/>
                   <wp:effectExtent b="0" l="0" r="0" t="0"/>
-                  <wp:docPr id="15" name="image1.png"/>
+                  <wp:docPr id="14" name="image3.png"/>
                   <a:graphic>
                     <a:graphicData uri="http://schemas.openxmlformats.org/drawingml/2006/picture">
                       <pic:pic>
                         <pic:nvPicPr>
-                          <pic:cNvPr id="0" name="image1.png"/>
+                          <pic:cNvPr id="0" name="image3.png"/>
                           <pic:cNvPicPr preferRelativeResize="0"/>
                         </pic:nvPicPr>
                         <pic:blipFill>
@@ -14872,12 +14872,12 @@
                 <wp:inline distB="114300" distT="114300" distL="114300" distR="114300">
                   <wp:extent cx="5167313" cy="2829286"/>
                   <wp:effectExtent b="0" l="0" r="0" t="0"/>
-                  <wp:docPr id="10" name="image9.png"/>
+                  <wp:docPr id="9" name="image6.png"/>
                   <a:graphic>
                     <a:graphicData uri="http://schemas.openxmlformats.org/drawingml/2006/picture">
                       <pic:pic>
                         <pic:nvPicPr>
-                          <pic:cNvPr id="0" name="image9.png"/>
+                          <pic:cNvPr id="0" name="image6.png"/>
                           <pic:cNvPicPr preferRelativeResize="0"/>
                         </pic:nvPicPr>
                         <pic:blipFill>
@@ -16577,12 +16577,12 @@
                 <wp:inline distB="114300" distT="114300" distL="114300" distR="114300">
                   <wp:extent cx="4114800" cy="6704876"/>
                   <wp:effectExtent b="0" l="0" r="0" t="0"/>
-                  <wp:docPr id="11" name="image13.jpg"/>
+                  <wp:docPr id="10" name="image18.jpg"/>
                   <a:graphic>
                     <a:graphicData uri="http://schemas.openxmlformats.org/drawingml/2006/picture">
                       <pic:pic>
                         <pic:nvPicPr>
-                          <pic:cNvPr id="0" name="image13.jpg"/>
+                          <pic:cNvPr id="0" name="image18.jpg"/>
                           <pic:cNvPicPr preferRelativeResize="0"/>
                         </pic:nvPicPr>
                         <pic:blipFill>
@@ -16750,7 +16750,7 @@
                 <wp:inline distB="114300" distT="114300" distL="114300" distR="114300">
                   <wp:extent cx="4035741" cy="6446837"/>
                   <wp:effectExtent b="0" l="0" r="0" t="0"/>
-                  <wp:docPr id="9" name="image16.jpg"/>
+                  <wp:docPr id="8" name="image16.jpg"/>
                   <a:graphic>
                     <a:graphicData uri="http://schemas.openxmlformats.org/drawingml/2006/picture">
                       <pic:pic>
@@ -16923,12 +16923,12 @@
                 <wp:inline distB="114300" distT="114300" distL="114300" distR="114300">
                   <wp:extent cx="3877280" cy="6265862"/>
                   <wp:effectExtent b="0" l="0" r="0" t="0"/>
-                  <wp:docPr id="4" name="image8.jpg"/>
+                  <wp:docPr id="3" name="image13.jpg"/>
                   <a:graphic>
                     <a:graphicData uri="http://schemas.openxmlformats.org/drawingml/2006/picture">
                       <pic:pic>
                         <pic:nvPicPr>
-                          <pic:cNvPr id="0" name="image8.jpg"/>
+                          <pic:cNvPr id="0" name="image13.jpg"/>
                           <pic:cNvPicPr preferRelativeResize="0"/>
                         </pic:nvPicPr>
                         <pic:blipFill>
@@ -17096,12 +17096,12 @@
                 <wp:inline distB="114300" distT="114300" distL="114300" distR="114300">
                   <wp:extent cx="3873726" cy="6542087"/>
                   <wp:effectExtent b="0" l="0" r="0" t="0"/>
-                  <wp:docPr id="5" name="image10.jpg"/>
+                  <wp:docPr id="4" name="image8.jpg"/>
                   <a:graphic>
                     <a:graphicData uri="http://schemas.openxmlformats.org/drawingml/2006/picture">
                       <pic:pic>
                         <pic:nvPicPr>
-                          <pic:cNvPr id="0" name="image10.jpg"/>
+                          <pic:cNvPr id="0" name="image8.jpg"/>
                           <pic:cNvPicPr preferRelativeResize="0"/>
                         </pic:nvPicPr>
                         <pic:blipFill>
@@ -17269,12 +17269,12 @@
                 <wp:inline distB="114300" distT="114300" distL="114300" distR="114300">
                   <wp:extent cx="2233613" cy="7431838"/>
                   <wp:effectExtent b="0" l="0" r="0" t="0"/>
-                  <wp:docPr id="6" name="image7.jpg"/>
+                  <wp:docPr id="5" name="image10.jpg"/>
                   <a:graphic>
                     <a:graphicData uri="http://schemas.openxmlformats.org/drawingml/2006/picture">
                       <pic:pic>
                         <pic:nvPicPr>
-                          <pic:cNvPr id="0" name="image7.jpg"/>
+                          <pic:cNvPr id="0" name="image10.jpg"/>
                           <pic:cNvPicPr preferRelativeResize="0"/>
                         </pic:nvPicPr>
                         <pic:blipFill>
@@ -17442,12 +17442,12 @@
                 <wp:inline distB="114300" distT="114300" distL="114300" distR="114300">
                   <wp:extent cx="2728082" cy="5884862"/>
                   <wp:effectExtent b="0" l="0" r="0" t="0"/>
-                  <wp:docPr id="17" name="image12.jpg"/>
+                  <wp:docPr id="17" name="image11.jpg"/>
                   <a:graphic>
                     <a:graphicData uri="http://schemas.openxmlformats.org/drawingml/2006/picture">
                       <pic:pic>
                         <pic:nvPicPr>
-                          <pic:cNvPr id="0" name="image12.jpg"/>
+                          <pic:cNvPr id="0" name="image11.jpg"/>
                           <pic:cNvPicPr preferRelativeResize="0"/>
                         </pic:nvPicPr>
                         <pic:blipFill>
@@ -17615,12 +17615,12 @@
                 <wp:inline distB="114300" distT="114300" distL="114300" distR="114300">
                   <wp:extent cx="2486025" cy="7734300"/>
                   <wp:effectExtent b="0" l="0" r="0" t="0"/>
-                  <wp:docPr id="14" name="image6.jpg"/>
+                  <wp:docPr id="13" name="image14.jpg"/>
                   <a:graphic>
                     <a:graphicData uri="http://schemas.openxmlformats.org/drawingml/2006/picture">
                       <pic:pic>
                         <pic:nvPicPr>
-                          <pic:cNvPr id="0" name="image6.jpg"/>
+                          <pic:cNvPr id="0" name="image14.jpg"/>
                           <pic:cNvPicPr preferRelativeResize="0"/>
                         </pic:nvPicPr>
                         <pic:blipFill>
@@ -17788,12 +17788,12 @@
                 <wp:inline distB="114300" distT="114300" distL="114300" distR="114300">
                   <wp:extent cx="2087013" cy="4630806"/>
                   <wp:effectExtent b="0" l="0" r="0" t="0"/>
-                  <wp:docPr id="7" name="image3.png"/>
+                  <wp:docPr id="6" name="image7.png"/>
                   <a:graphic>
                     <a:graphicData uri="http://schemas.openxmlformats.org/drawingml/2006/picture">
                       <pic:pic>
                         <pic:nvPicPr>
-                          <pic:cNvPr id="0" name="image3.png"/>
+                          <pic:cNvPr id="0" name="image7.png"/>
                           <pic:cNvPicPr preferRelativeResize="0"/>
                         </pic:nvPicPr>
                         <pic:blipFill>
